--- a/docs/Pokharel_CISC699_Synopsis_revised.docx
+++ b/docs/Pokharel_CISC699_Synopsis_revised.docx
@@ -46,7 +46,7 @@
     </w:p>
     <w:p>
       <w:r>
-        <w:t>The experimental result is a grid of 36 cells: four feature sets (demographic, assessment, engagement, and all three combined) by three horizons by three classifiers (logistic regression, random forest, histogram gradient boosting), each scored on AUC-ROC, AUC-PR, and Brier score against a majority-class baseline fitted at the same horizon. The best cell at each horizon is then broken down by IMD band, disability, age band, highest education, and gender, reporting AUC-ROC and recall at precision 0.50 per group, with any group of fewer than 20 students suppressed.</w:t>
+        <w:t>The experimental result is a grid of 36 cells: four feature sets (demographic, assessment, engagement, and all three combined) by three horizons by three classifiers (logistic regression, random forest, histogram gradient boosting), each scored on AUC-ROC, AUC-PR, and Brier score against a majority-class baseline fitted at the same horizon. The best cell at each horizon is then broken down by IMD band, disability, age band, highest education, and gender. Each group is reported with AUC-ROC, AUC-PR and Brier score, and with the false-negative rate at a shared capacity threshold — the share of that group's withdrawers who were never flagged when an advisor's capacity is the top 10 percent of the cohort. That last figure is the one the project's argument turns on, and any group of fewer than 20 students is suppressed.</w:t>
       </w:r>
     </w:p>
     <w:p>
